--- a/LR02/Яковенко_Максим_Михайлович_Вариант_2_ЛР_2.docx
+++ b/LR02/Яковенко_Максим_Михайлович_Вариант_2_ЛР_2.docx
@@ -803,12 +803,6 @@
         <w:gridCol w:w="4550"/>
       </w:tblGrid>
       <w:tr>
-        <w:tblPrEx>
-          <w:tblCellMar>
-            <w:top w:w="0" w:type="dxa"/>
-            <w:bottom w:w="0" w:type="dxa"/>
-          </w:tblCellMar>
-        </w:tblPrEx>
         <w:trPr>
           <w:tblHeader/>
         </w:trPr>
@@ -862,12 +856,6 @@
         </w:tc>
       </w:tr>
       <w:tr>
-        <w:tblPrEx>
-          <w:tblCellMar>
-            <w:top w:w="0" w:type="dxa"/>
-            <w:bottom w:w="0" w:type="dxa"/>
-          </w:tblCellMar>
-        </w:tblPrEx>
         <w:tc>
           <w:tcPr>
             <w:tcW w:w="4800" w:type="dxa"/>
@@ -902,12 +890,6 @@
         </w:tc>
       </w:tr>
       <w:tr>
-        <w:tblPrEx>
-          <w:tblCellMar>
-            <w:top w:w="0" w:type="dxa"/>
-            <w:bottom w:w="0" w:type="dxa"/>
-          </w:tblCellMar>
-        </w:tblPrEx>
         <w:tc>
           <w:tcPr>
             <w:tcW w:w="4800" w:type="dxa"/>
@@ -942,12 +924,6 @@
         </w:tc>
       </w:tr>
       <w:tr>
-        <w:tblPrEx>
-          <w:tblCellMar>
-            <w:top w:w="0" w:type="dxa"/>
-            <w:bottom w:w="0" w:type="dxa"/>
-          </w:tblCellMar>
-        </w:tblPrEx>
         <w:tc>
           <w:tcPr>
             <w:tcW w:w="4800" w:type="dxa"/>
@@ -982,12 +958,6 @@
         </w:tc>
       </w:tr>
       <w:tr>
-        <w:tblPrEx>
-          <w:tblCellMar>
-            <w:top w:w="0" w:type="dxa"/>
-            <w:bottom w:w="0" w:type="dxa"/>
-          </w:tblCellMar>
-        </w:tblPrEx>
         <w:tc>
           <w:tcPr>
             <w:tcW w:w="4800" w:type="dxa"/>
@@ -1022,12 +992,6 @@
         </w:tc>
       </w:tr>
       <w:tr>
-        <w:tblPrEx>
-          <w:tblCellMar>
-            <w:top w:w="0" w:type="dxa"/>
-            <w:bottom w:w="0" w:type="dxa"/>
-          </w:tblCellMar>
-        </w:tblPrEx>
         <w:tc>
           <w:tcPr>
             <w:tcW w:w="4800" w:type="dxa"/>
@@ -1062,12 +1026,6 @@
         </w:tc>
       </w:tr>
       <w:tr>
-        <w:tblPrEx>
-          <w:tblCellMar>
-            <w:top w:w="0" w:type="dxa"/>
-            <w:bottom w:w="0" w:type="dxa"/>
-          </w:tblCellMar>
-        </w:tblPrEx>
         <w:tc>
           <w:tcPr>
             <w:tcW w:w="4800" w:type="dxa"/>
@@ -1102,12 +1060,6 @@
         </w:tc>
       </w:tr>
       <w:tr>
-        <w:tblPrEx>
-          <w:tblCellMar>
-            <w:top w:w="0" w:type="dxa"/>
-            <w:bottom w:w="0" w:type="dxa"/>
-          </w:tblCellMar>
-        </w:tblPrEx>
         <w:tc>
           <w:tcPr>
             <w:tcW w:w="4800" w:type="dxa"/>
@@ -1238,12 +1190,6 @@
         <w:gridCol w:w="4050"/>
       </w:tblGrid>
       <w:tr>
-        <w:tblPrEx>
-          <w:tblCellMar>
-            <w:top w:w="0" w:type="dxa"/>
-            <w:bottom w:w="0" w:type="dxa"/>
-          </w:tblCellMar>
-        </w:tblPrEx>
         <w:trPr>
           <w:tblHeader/>
         </w:trPr>
@@ -1327,12 +1273,6 @@
         </w:tc>
       </w:tr>
       <w:tr>
-        <w:tblPrEx>
-          <w:tblCellMar>
-            <w:top w:w="0" w:type="dxa"/>
-            <w:bottom w:w="0" w:type="dxa"/>
-          </w:tblCellMar>
-        </w:tblPrEx>
         <w:tc>
           <w:tcPr>
             <w:tcW w:w="3400" w:type="dxa"/>
@@ -1398,12 +1338,6 @@
         </w:tc>
       </w:tr>
       <w:tr>
-        <w:tblPrEx>
-          <w:tblCellMar>
-            <w:top w:w="0" w:type="dxa"/>
-            <w:bottom w:w="0" w:type="dxa"/>
-          </w:tblCellMar>
-        </w:tblPrEx>
         <w:tc>
           <w:tcPr>
             <w:tcW w:w="3400" w:type="dxa"/>
@@ -1469,12 +1403,6 @@
         </w:tc>
       </w:tr>
       <w:tr>
-        <w:tblPrEx>
-          <w:tblCellMar>
-            <w:top w:w="0" w:type="dxa"/>
-            <w:bottom w:w="0" w:type="dxa"/>
-          </w:tblCellMar>
-        </w:tblPrEx>
         <w:tc>
           <w:tcPr>
             <w:tcW w:w="3400" w:type="dxa"/>
@@ -1540,12 +1468,6 @@
         </w:tc>
       </w:tr>
       <w:tr>
-        <w:tblPrEx>
-          <w:tblCellMar>
-            <w:top w:w="0" w:type="dxa"/>
-            <w:bottom w:w="0" w:type="dxa"/>
-          </w:tblCellMar>
-        </w:tblPrEx>
         <w:tc>
           <w:tcPr>
             <w:tcW w:w="3400" w:type="dxa"/>
@@ -1611,12 +1533,6 @@
         </w:tc>
       </w:tr>
       <w:tr>
-        <w:tblPrEx>
-          <w:tblCellMar>
-            <w:top w:w="0" w:type="dxa"/>
-            <w:bottom w:w="0" w:type="dxa"/>
-          </w:tblCellMar>
-        </w:tblPrEx>
         <w:tc>
           <w:tcPr>
             <w:tcW w:w="3400" w:type="dxa"/>
@@ -1682,12 +1598,6 @@
         </w:tc>
       </w:tr>
       <w:tr>
-        <w:tblPrEx>
-          <w:tblCellMar>
-            <w:top w:w="0" w:type="dxa"/>
-            <w:bottom w:w="0" w:type="dxa"/>
-          </w:tblCellMar>
-        </w:tblPrEx>
         <w:tc>
           <w:tcPr>
             <w:tcW w:w="3400" w:type="dxa"/>
@@ -1753,12 +1663,6 @@
         </w:tc>
       </w:tr>
       <w:tr>
-        <w:tblPrEx>
-          <w:tblCellMar>
-            <w:top w:w="0" w:type="dxa"/>
-            <w:bottom w:w="0" w:type="dxa"/>
-          </w:tblCellMar>
-        </w:tblPrEx>
         <w:tc>
           <w:tcPr>
             <w:tcW w:w="3400" w:type="dxa"/>
@@ -1824,12 +1728,6 @@
         </w:tc>
       </w:tr>
       <w:tr>
-        <w:tblPrEx>
-          <w:tblCellMar>
-            <w:top w:w="0" w:type="dxa"/>
-            <w:bottom w:w="0" w:type="dxa"/>
-          </w:tblCellMar>
-        </w:tblPrEx>
         <w:tc>
           <w:tcPr>
             <w:tcW w:w="3400" w:type="dxa"/>
@@ -1895,12 +1793,6 @@
         </w:tc>
       </w:tr>
       <w:tr>
-        <w:tblPrEx>
-          <w:tblCellMar>
-            <w:top w:w="0" w:type="dxa"/>
-            <w:bottom w:w="0" w:type="dxa"/>
-          </w:tblCellMar>
-        </w:tblPrEx>
         <w:tc>
           <w:tcPr>
             <w:tcW w:w="3400" w:type="dxa"/>
@@ -1967,12 +1859,6 @@
         </w:tc>
       </w:tr>
       <w:tr>
-        <w:tblPrEx>
-          <w:tblCellMar>
-            <w:top w:w="0" w:type="dxa"/>
-            <w:bottom w:w="0" w:type="dxa"/>
-          </w:tblCellMar>
-        </w:tblPrEx>
         <w:tc>
           <w:tcPr>
             <w:tcW w:w="3400" w:type="dxa"/>
@@ -2175,12 +2061,6 @@
         <w:gridCol w:w="904"/>
       </w:tblGrid>
       <w:tr>
-        <w:tblPrEx>
-          <w:tblCellMar>
-            <w:top w:w="0" w:type="dxa"/>
-            <w:bottom w:w="0" w:type="dxa"/>
-          </w:tblCellMar>
-        </w:tblPrEx>
         <w:trPr>
           <w:tblHeader/>
         </w:trPr>
@@ -2342,12 +2222,6 @@
         </w:tc>
       </w:tr>
       <w:tr>
-        <w:tblPrEx>
-          <w:tblCellMar>
-            <w:top w:w="0" w:type="dxa"/>
-            <w:bottom w:w="0" w:type="dxa"/>
-          </w:tblCellMar>
-        </w:tblPrEx>
         <w:tc>
           <w:tcPr>
             <w:tcW w:w="1150" w:type="dxa"/>
@@ -2470,12 +2344,6 @@
         </w:tc>
       </w:tr>
       <w:tr>
-        <w:tblPrEx>
-          <w:tblCellMar>
-            <w:top w:w="0" w:type="dxa"/>
-            <w:bottom w:w="0" w:type="dxa"/>
-          </w:tblCellMar>
-        </w:tblPrEx>
         <w:tc>
           <w:tcPr>
             <w:tcW w:w="1150" w:type="dxa"/>
@@ -2598,12 +2466,6 @@
         </w:tc>
       </w:tr>
       <w:tr>
-        <w:tblPrEx>
-          <w:tblCellMar>
-            <w:top w:w="0" w:type="dxa"/>
-            <w:bottom w:w="0" w:type="dxa"/>
-          </w:tblCellMar>
-        </w:tblPrEx>
         <w:tc>
           <w:tcPr>
             <w:tcW w:w="1150" w:type="dxa"/>
@@ -2726,12 +2588,6 @@
         </w:tc>
       </w:tr>
       <w:tr>
-        <w:tblPrEx>
-          <w:tblCellMar>
-            <w:top w:w="0" w:type="dxa"/>
-            <w:bottom w:w="0" w:type="dxa"/>
-          </w:tblCellMar>
-        </w:tblPrEx>
         <w:tc>
           <w:tcPr>
             <w:tcW w:w="1150" w:type="dxa"/>
@@ -2854,12 +2710,6 @@
         </w:tc>
       </w:tr>
       <w:tr>
-        <w:tblPrEx>
-          <w:tblCellMar>
-            <w:top w:w="0" w:type="dxa"/>
-            <w:bottom w:w="0" w:type="dxa"/>
-          </w:tblCellMar>
-        </w:tblPrEx>
         <w:tc>
           <w:tcPr>
             <w:tcW w:w="1150" w:type="dxa"/>
@@ -2982,12 +2832,6 @@
         </w:tc>
       </w:tr>
       <w:tr>
-        <w:tblPrEx>
-          <w:tblCellMar>
-            <w:top w:w="0" w:type="dxa"/>
-            <w:bottom w:w="0" w:type="dxa"/>
-          </w:tblCellMar>
-        </w:tblPrEx>
         <w:tc>
           <w:tcPr>
             <w:tcW w:w="1150" w:type="dxa"/>
@@ -3110,12 +2954,6 @@
         </w:tc>
       </w:tr>
       <w:tr>
-        <w:tblPrEx>
-          <w:tblCellMar>
-            <w:top w:w="0" w:type="dxa"/>
-            <w:bottom w:w="0" w:type="dxa"/>
-          </w:tblCellMar>
-        </w:tblPrEx>
         <w:tc>
           <w:tcPr>
             <w:tcW w:w="1150" w:type="dxa"/>
@@ -3238,12 +3076,6 @@
         </w:tc>
       </w:tr>
       <w:tr>
-        <w:tblPrEx>
-          <w:tblCellMar>
-            <w:top w:w="0" w:type="dxa"/>
-            <w:bottom w:w="0" w:type="dxa"/>
-          </w:tblCellMar>
-        </w:tblPrEx>
         <w:tc>
           <w:tcPr>
             <w:tcW w:w="1150" w:type="dxa"/>
@@ -3366,12 +3198,6 @@
         </w:tc>
       </w:tr>
       <w:tr>
-        <w:tblPrEx>
-          <w:tblCellMar>
-            <w:top w:w="0" w:type="dxa"/>
-            <w:bottom w:w="0" w:type="dxa"/>
-          </w:tblCellMar>
-        </w:tblPrEx>
         <w:tc>
           <w:tcPr>
             <w:tcW w:w="1150" w:type="dxa"/>
@@ -3494,12 +3320,6 @@
         </w:tc>
       </w:tr>
       <w:tr>
-        <w:tblPrEx>
-          <w:tblCellMar>
-            <w:top w:w="0" w:type="dxa"/>
-            <w:bottom w:w="0" w:type="dxa"/>
-          </w:tblCellMar>
-        </w:tblPrEx>
         <w:tc>
           <w:tcPr>
             <w:tcW w:w="1150" w:type="dxa"/>
@@ -3622,12 +3442,6 @@
         </w:tc>
       </w:tr>
       <w:tr>
-        <w:tblPrEx>
-          <w:tblCellMar>
-            <w:top w:w="0" w:type="dxa"/>
-            <w:bottom w:w="0" w:type="dxa"/>
-          </w:tblCellMar>
-        </w:tblPrEx>
         <w:tc>
           <w:tcPr>
             <w:tcW w:w="1150" w:type="dxa"/>
@@ -3750,12 +3564,6 @@
         </w:tc>
       </w:tr>
       <w:tr>
-        <w:tblPrEx>
-          <w:tblCellMar>
-            <w:top w:w="0" w:type="dxa"/>
-            <w:bottom w:w="0" w:type="dxa"/>
-          </w:tblCellMar>
-        </w:tblPrEx>
         <w:tc>
           <w:tcPr>
             <w:tcW w:w="1150" w:type="dxa"/>
@@ -3944,12 +3752,6 @@
         <w:gridCol w:w="6348"/>
       </w:tblGrid>
       <w:tr>
-        <w:tblPrEx>
-          <w:tblCellMar>
-            <w:top w:w="0" w:type="dxa"/>
-            <w:bottom w:w="0" w:type="dxa"/>
-          </w:tblCellMar>
-        </w:tblPrEx>
         <w:trPr>
           <w:tblHeader/>
         </w:trPr>
@@ -4007,12 +3809,6 @@
         </w:tc>
       </w:tr>
       <w:tr>
-        <w:tblPrEx>
-          <w:tblCellMar>
-            <w:top w:w="0" w:type="dxa"/>
-            <w:bottom w:w="0" w:type="dxa"/>
-          </w:tblCellMar>
-        </w:tblPrEx>
         <w:tc>
           <w:tcPr>
             <w:tcW w:w="3000" w:type="dxa"/>
@@ -4055,12 +3851,6 @@
         </w:tc>
       </w:tr>
       <w:tr>
-        <w:tblPrEx>
-          <w:tblCellMar>
-            <w:top w:w="0" w:type="dxa"/>
-            <w:bottom w:w="0" w:type="dxa"/>
-          </w:tblCellMar>
-        </w:tblPrEx>
         <w:tc>
           <w:tcPr>
             <w:tcW w:w="3000" w:type="dxa"/>
@@ -4103,12 +3893,6 @@
         </w:tc>
       </w:tr>
       <w:tr>
-        <w:tblPrEx>
-          <w:tblCellMar>
-            <w:top w:w="0" w:type="dxa"/>
-            <w:bottom w:w="0" w:type="dxa"/>
-          </w:tblCellMar>
-        </w:tblPrEx>
         <w:tc>
           <w:tcPr>
             <w:tcW w:w="3000" w:type="dxa"/>
@@ -4151,12 +3935,6 @@
         </w:tc>
       </w:tr>
       <w:tr>
-        <w:tblPrEx>
-          <w:tblCellMar>
-            <w:top w:w="0" w:type="dxa"/>
-            <w:bottom w:w="0" w:type="dxa"/>
-          </w:tblCellMar>
-        </w:tblPrEx>
         <w:tc>
           <w:tcPr>
             <w:tcW w:w="3000" w:type="dxa"/>
@@ -4199,12 +3977,6 @@
         </w:tc>
       </w:tr>
       <w:tr>
-        <w:tblPrEx>
-          <w:tblCellMar>
-            <w:top w:w="0" w:type="dxa"/>
-            <w:bottom w:w="0" w:type="dxa"/>
-          </w:tblCellMar>
-        </w:tblPrEx>
         <w:tc>
           <w:tcPr>
             <w:tcW w:w="3000" w:type="dxa"/>
@@ -4319,12 +4091,6 @@
         <w:gridCol w:w="9346"/>
       </w:tblGrid>
       <w:tr>
-        <w:tblPrEx>
-          <w:tblCellMar>
-            <w:top w:w="0" w:type="dxa"/>
-            <w:bottom w:w="0" w:type="dxa"/>
-          </w:tblCellMar>
-        </w:tblPrEx>
         <w:tc>
           <w:tcPr>
             <w:tcW w:w="9355" w:type="dxa"/>
@@ -4528,12 +4294,6 @@
         <w:gridCol w:w="9346"/>
       </w:tblGrid>
       <w:tr>
-        <w:tblPrEx>
-          <w:tblCellMar>
-            <w:top w:w="0" w:type="dxa"/>
-            <w:bottom w:w="0" w:type="dxa"/>
-          </w:tblCellMar>
-        </w:tblPrEx>
         <w:tc>
           <w:tcPr>
             <w:tcW w:w="9355" w:type="dxa"/>
@@ -4611,12 +4371,6 @@
         <w:gridCol w:w="5028"/>
       </w:tblGrid>
       <w:tr>
-        <w:tblPrEx>
-          <w:tblCellMar>
-            <w:top w:w="0" w:type="dxa"/>
-            <w:bottom w:w="0" w:type="dxa"/>
-          </w:tblCellMar>
-        </w:tblPrEx>
         <w:trPr>
           <w:tblHeader/>
         </w:trPr>
@@ -4752,12 +4506,6 @@
         </w:tc>
       </w:tr>
       <w:tr>
-        <w:tblPrEx>
-          <w:tblCellMar>
-            <w:top w:w="0" w:type="dxa"/>
-            <w:bottom w:w="0" w:type="dxa"/>
-          </w:tblCellMar>
-        </w:tblPrEx>
         <w:tc>
           <w:tcPr>
             <w:tcW w:w="600" w:type="dxa"/>
@@ -4863,12 +4611,6 @@
         </w:tc>
       </w:tr>
       <w:tr>
-        <w:tblPrEx>
-          <w:tblCellMar>
-            <w:top w:w="0" w:type="dxa"/>
-            <w:bottom w:w="0" w:type="dxa"/>
-          </w:tblCellMar>
-        </w:tblPrEx>
         <w:tc>
           <w:tcPr>
             <w:tcW w:w="600" w:type="dxa"/>
@@ -4974,12 +4716,6 @@
         </w:tc>
       </w:tr>
       <w:tr>
-        <w:tblPrEx>
-          <w:tblCellMar>
-            <w:top w:w="0" w:type="dxa"/>
-            <w:bottom w:w="0" w:type="dxa"/>
-          </w:tblCellMar>
-        </w:tblPrEx>
         <w:tc>
           <w:tcPr>
             <w:tcW w:w="600" w:type="dxa"/>
@@ -5085,12 +4821,6 @@
         </w:tc>
       </w:tr>
       <w:tr>
-        <w:tblPrEx>
-          <w:tblCellMar>
-            <w:top w:w="0" w:type="dxa"/>
-            <w:bottom w:w="0" w:type="dxa"/>
-          </w:tblCellMar>
-        </w:tblPrEx>
         <w:tc>
           <w:tcPr>
             <w:tcW w:w="600" w:type="dxa"/>
@@ -5196,12 +4926,6 @@
         </w:tc>
       </w:tr>
       <w:tr>
-        <w:tblPrEx>
-          <w:tblCellMar>
-            <w:top w:w="0" w:type="dxa"/>
-            <w:bottom w:w="0" w:type="dxa"/>
-          </w:tblCellMar>
-        </w:tblPrEx>
         <w:tc>
           <w:tcPr>
             <w:tcW w:w="600" w:type="dxa"/>
@@ -5404,12 +5128,6 @@
         <w:gridCol w:w="4749"/>
       </w:tblGrid>
       <w:tr>
-        <w:tblPrEx>
-          <w:tblCellMar>
-            <w:top w:w="0" w:type="dxa"/>
-            <w:bottom w:w="0" w:type="dxa"/>
-          </w:tblCellMar>
-        </w:tblPrEx>
         <w:trPr>
           <w:tblHeader/>
         </w:trPr>
@@ -5519,12 +5237,6 @@
         </w:tc>
       </w:tr>
       <w:tr>
-        <w:tblPrEx>
-          <w:tblCellMar>
-            <w:top w:w="0" w:type="dxa"/>
-            <w:bottom w:w="0" w:type="dxa"/>
-          </w:tblCellMar>
-        </w:tblPrEx>
         <w:tc>
           <w:tcPr>
             <w:tcW w:w="1100" w:type="dxa"/>
@@ -5607,12 +5319,6 @@
         </w:tc>
       </w:tr>
       <w:tr>
-        <w:tblPrEx>
-          <w:tblCellMar>
-            <w:top w:w="0" w:type="dxa"/>
-            <w:bottom w:w="0" w:type="dxa"/>
-          </w:tblCellMar>
-        </w:tblPrEx>
         <w:tc>
           <w:tcPr>
             <w:tcW w:w="1100" w:type="dxa"/>
@@ -5695,12 +5401,6 @@
         </w:tc>
       </w:tr>
       <w:tr>
-        <w:tblPrEx>
-          <w:tblCellMar>
-            <w:top w:w="0" w:type="dxa"/>
-            <w:bottom w:w="0" w:type="dxa"/>
-          </w:tblCellMar>
-        </w:tblPrEx>
         <w:tc>
           <w:tcPr>
             <w:tcW w:w="1100" w:type="dxa"/>
@@ -5783,12 +5483,6 @@
         </w:tc>
       </w:tr>
       <w:tr>
-        <w:tblPrEx>
-          <w:tblCellMar>
-            <w:top w:w="0" w:type="dxa"/>
-            <w:bottom w:w="0" w:type="dxa"/>
-          </w:tblCellMar>
-        </w:tblPrEx>
         <w:tc>
           <w:tcPr>
             <w:tcW w:w="1100" w:type="dxa"/>
@@ -5871,12 +5565,6 @@
         </w:tc>
       </w:tr>
       <w:tr>
-        <w:tblPrEx>
-          <w:tblCellMar>
-            <w:top w:w="0" w:type="dxa"/>
-            <w:bottom w:w="0" w:type="dxa"/>
-          </w:tblCellMar>
-        </w:tblPrEx>
         <w:tc>
           <w:tcPr>
             <w:tcW w:w="1100" w:type="dxa"/>
@@ -6120,12 +5808,6 @@
         <w:gridCol w:w="7047"/>
       </w:tblGrid>
       <w:tr>
-        <w:tblPrEx>
-          <w:tblCellMar>
-            <w:top w:w="0" w:type="dxa"/>
-            <w:bottom w:w="0" w:type="dxa"/>
-          </w:tblCellMar>
-        </w:tblPrEx>
         <w:trPr>
           <w:tblHeader/>
         </w:trPr>
@@ -6183,12 +5865,6 @@
         </w:tc>
       </w:tr>
       <w:tr>
-        <w:tblPrEx>
-          <w:tblCellMar>
-            <w:top w:w="0" w:type="dxa"/>
-            <w:bottom w:w="0" w:type="dxa"/>
-          </w:tblCellMar>
-        </w:tblPrEx>
         <w:tc>
           <w:tcPr>
             <w:tcW w:w="2300" w:type="dxa"/>
@@ -6231,12 +5907,6 @@
         </w:tc>
       </w:tr>
       <w:tr>
-        <w:tblPrEx>
-          <w:tblCellMar>
-            <w:top w:w="0" w:type="dxa"/>
-            <w:bottom w:w="0" w:type="dxa"/>
-          </w:tblCellMar>
-        </w:tblPrEx>
         <w:tc>
           <w:tcPr>
             <w:tcW w:w="2300" w:type="dxa"/>
@@ -6279,12 +5949,6 @@
         </w:tc>
       </w:tr>
       <w:tr>
-        <w:tblPrEx>
-          <w:tblCellMar>
-            <w:top w:w="0" w:type="dxa"/>
-            <w:bottom w:w="0" w:type="dxa"/>
-          </w:tblCellMar>
-        </w:tblPrEx>
         <w:tc>
           <w:tcPr>
             <w:tcW w:w="2300" w:type="dxa"/>
@@ -6327,12 +5991,6 @@
         </w:tc>
       </w:tr>
       <w:tr>
-        <w:tblPrEx>
-          <w:tblCellMar>
-            <w:top w:w="0" w:type="dxa"/>
-            <w:bottom w:w="0" w:type="dxa"/>
-          </w:tblCellMar>
-        </w:tblPrEx>
         <w:tc>
           <w:tcPr>
             <w:tcW w:w="2300" w:type="dxa"/>
@@ -6375,12 +6033,6 @@
         </w:tc>
       </w:tr>
       <w:tr>
-        <w:tblPrEx>
-          <w:tblCellMar>
-            <w:top w:w="0" w:type="dxa"/>
-            <w:bottom w:w="0" w:type="dxa"/>
-          </w:tblCellMar>
-        </w:tblPrEx>
         <w:tc>
           <w:tcPr>
             <w:tcW w:w="2300" w:type="dxa"/>
@@ -6423,12 +6075,6 @@
         </w:tc>
       </w:tr>
       <w:tr>
-        <w:tblPrEx>
-          <w:tblCellMar>
-            <w:top w:w="0" w:type="dxa"/>
-            <w:bottom w:w="0" w:type="dxa"/>
-          </w:tblCellMar>
-        </w:tblPrEx>
         <w:tc>
           <w:tcPr>
             <w:tcW w:w="2300" w:type="dxa"/>
@@ -6471,12 +6117,6 @@
         </w:tc>
       </w:tr>
       <w:tr>
-        <w:tblPrEx>
-          <w:tblCellMar>
-            <w:top w:w="0" w:type="dxa"/>
-            <w:bottom w:w="0" w:type="dxa"/>
-          </w:tblCellMar>
-        </w:tblPrEx>
         <w:tc>
           <w:tcPr>
             <w:tcW w:w="2300" w:type="dxa"/>
@@ -6780,12 +6420,6 @@
         <w:gridCol w:w="2752"/>
       </w:tblGrid>
       <w:tr>
-        <w:tblPrEx>
-          <w:tblCellMar>
-            <w:top w:w="0" w:type="dxa"/>
-            <w:bottom w:w="0" w:type="dxa"/>
-          </w:tblCellMar>
-        </w:tblPrEx>
         <w:trPr>
           <w:tblHeader/>
         </w:trPr>
@@ -6921,12 +6555,6 @@
         </w:tc>
       </w:tr>
       <w:tr>
-        <w:tblPrEx>
-          <w:tblCellMar>
-            <w:top w:w="0" w:type="dxa"/>
-            <w:bottom w:w="0" w:type="dxa"/>
-          </w:tblCellMar>
-        </w:tblPrEx>
         <w:tc>
           <w:tcPr>
             <w:tcW w:w="800" w:type="dxa"/>
@@ -7035,12 +6663,6 @@
         </w:tc>
       </w:tr>
       <w:tr>
-        <w:tblPrEx>
-          <w:tblCellMar>
-            <w:top w:w="0" w:type="dxa"/>
-            <w:bottom w:w="0" w:type="dxa"/>
-          </w:tblCellMar>
-        </w:tblPrEx>
         <w:tc>
           <w:tcPr>
             <w:tcW w:w="800" w:type="dxa"/>
@@ -7149,12 +6771,6 @@
         </w:tc>
       </w:tr>
       <w:tr>
-        <w:tblPrEx>
-          <w:tblCellMar>
-            <w:top w:w="0" w:type="dxa"/>
-            <w:bottom w:w="0" w:type="dxa"/>
-          </w:tblCellMar>
-        </w:tblPrEx>
         <w:tc>
           <w:tcPr>
             <w:tcW w:w="800" w:type="dxa"/>
@@ -7263,12 +6879,6 @@
         </w:tc>
       </w:tr>
       <w:tr>
-        <w:tblPrEx>
-          <w:tblCellMar>
-            <w:top w:w="0" w:type="dxa"/>
-            <w:bottom w:w="0" w:type="dxa"/>
-          </w:tblCellMar>
-        </w:tblPrEx>
         <w:tc>
           <w:tcPr>
             <w:tcW w:w="800" w:type="dxa"/>
@@ -7377,12 +6987,6 @@
         </w:tc>
       </w:tr>
       <w:tr>
-        <w:tblPrEx>
-          <w:tblCellMar>
-            <w:top w:w="0" w:type="dxa"/>
-            <w:bottom w:w="0" w:type="dxa"/>
-          </w:tblCellMar>
-        </w:tblPrEx>
         <w:tc>
           <w:tcPr>
             <w:tcW w:w="800" w:type="dxa"/>
@@ -7491,12 +7095,6 @@
         </w:tc>
       </w:tr>
       <w:tr>
-        <w:tblPrEx>
-          <w:tblCellMar>
-            <w:top w:w="0" w:type="dxa"/>
-            <w:bottom w:w="0" w:type="dxa"/>
-          </w:tblCellMar>
-        </w:tblPrEx>
         <w:tc>
           <w:tcPr>
             <w:tcW w:w="800" w:type="dxa"/>
@@ -7605,12 +7203,6 @@
         </w:tc>
       </w:tr>
       <w:tr>
-        <w:tblPrEx>
-          <w:tblCellMar>
-            <w:top w:w="0" w:type="dxa"/>
-            <w:bottom w:w="0" w:type="dxa"/>
-          </w:tblCellMar>
-        </w:tblPrEx>
         <w:tc>
           <w:tcPr>
             <w:tcW w:w="800" w:type="dxa"/>
@@ -7856,12 +7448,6 @@
         <w:gridCol w:w="9346"/>
       </w:tblGrid>
       <w:tr>
-        <w:tblPrEx>
-          <w:tblCellMar>
-            <w:top w:w="0" w:type="dxa"/>
-            <w:bottom w:w="0" w:type="dxa"/>
-          </w:tblCellMar>
-        </w:tblPrEx>
         <w:tc>
           <w:tcPr>
             <w:tcW w:w="9355" w:type="dxa"/>
@@ -8552,12 +8138,6 @@
         <w:gridCol w:w="3551"/>
       </w:tblGrid>
       <w:tr>
-        <w:tblPrEx>
-          <w:tblCellMar>
-            <w:top w:w="0" w:type="dxa"/>
-            <w:bottom w:w="0" w:type="dxa"/>
-          </w:tblCellMar>
-        </w:tblPrEx>
         <w:trPr>
           <w:tblHeader/>
         </w:trPr>
@@ -8641,12 +8221,6 @@
         </w:tc>
       </w:tr>
       <w:tr>
-        <w:tblPrEx>
-          <w:tblCellMar>
-            <w:top w:w="0" w:type="dxa"/>
-            <w:bottom w:w="0" w:type="dxa"/>
-          </w:tblCellMar>
-        </w:tblPrEx>
         <w:tc>
           <w:tcPr>
             <w:tcW w:w="3400" w:type="dxa"/>
@@ -8709,12 +8283,6 @@
         </w:tc>
       </w:tr>
       <w:tr>
-        <w:tblPrEx>
-          <w:tblCellMar>
-            <w:top w:w="0" w:type="dxa"/>
-            <w:bottom w:w="0" w:type="dxa"/>
-          </w:tblCellMar>
-        </w:tblPrEx>
         <w:tc>
           <w:tcPr>
             <w:tcW w:w="3400" w:type="dxa"/>
@@ -8777,12 +8345,6 @@
         </w:tc>
       </w:tr>
       <w:tr>
-        <w:tblPrEx>
-          <w:tblCellMar>
-            <w:top w:w="0" w:type="dxa"/>
-            <w:bottom w:w="0" w:type="dxa"/>
-          </w:tblCellMar>
-        </w:tblPrEx>
         <w:tc>
           <w:tcPr>
             <w:tcW w:w="3400" w:type="dxa"/>
@@ -8845,12 +8407,6 @@
         </w:tc>
       </w:tr>
       <w:tr>
-        <w:tblPrEx>
-          <w:tblCellMar>
-            <w:top w:w="0" w:type="dxa"/>
-            <w:bottom w:w="0" w:type="dxa"/>
-          </w:tblCellMar>
-        </w:tblPrEx>
         <w:tc>
           <w:tcPr>
             <w:tcW w:w="3400" w:type="dxa"/>
@@ -8913,12 +8469,6 @@
         </w:tc>
       </w:tr>
       <w:tr>
-        <w:tblPrEx>
-          <w:tblCellMar>
-            <w:top w:w="0" w:type="dxa"/>
-            <w:bottom w:w="0" w:type="dxa"/>
-          </w:tblCellMar>
-        </w:tblPrEx>
         <w:tc>
           <w:tcPr>
             <w:tcW w:w="3400" w:type="dxa"/>
@@ -9215,22 +8765,24 @@
           <w:sz w:val="24"/>
           <w:szCs w:val="24"/>
         </w:rPr>
-        <w:t xml:space="preserve"> https://github.com/ykvnkm/ai-in-creative-industries — каталог </w:t>
-      </w:r>
-      <w:r>
-        <w:rPr>
-          <w:rFonts w:ascii="Consolas" w:eastAsia="Consolas" w:hAnsi="Consolas" w:cs="Consolas"/>
-          <w:sz w:val="22"/>
-          <w:szCs w:val="22"/>
-        </w:rPr>
-        <w:t>LR02/</w:t>
-      </w:r>
-      <w:r>
-        <w:rPr>
-          <w:sz w:val="24"/>
-          <w:szCs w:val="24"/>
-        </w:rPr>
-        <w:t>.</w:t>
+        <w:t xml:space="preserve"> </w:t>
+      </w:r>
+      <w:hyperlink r:id="rId6" w:history="1">
+        <w:r>
+          <w:rPr>
+            <w:rStyle w:val="a5"/>
+            <w:sz w:val="24"/>
+            <w:szCs w:val="24"/>
+          </w:rPr>
+          <w:t>https://github.com/ykvnkm/ai-in-creative-industries/tree/main/LR02</w:t>
+        </w:r>
+      </w:hyperlink>
+      <w:r>
+        <w:rPr>
+          <w:sz w:val="24"/>
+          <w:szCs w:val="24"/>
+        </w:rPr>
+        <w:t xml:space="preserve"> </w:t>
       </w:r>
     </w:p>
     <w:p>
@@ -9238,37 +8790,6 @@
         <w:spacing w:after="120" w:line="276" w:lineRule="auto"/>
         <w:jc w:val="both"/>
       </w:pPr>
-      <w:r>
-        <w:rPr>
-          <w:b/>
-          <w:bCs/>
-          <w:sz w:val="24"/>
-          <w:szCs w:val="24"/>
-        </w:rPr>
-        <w:t>Архив артефактов:</w:t>
-      </w:r>
-      <w:r>
-        <w:rPr>
-          <w:sz w:val="24"/>
-          <w:szCs w:val="24"/>
-        </w:rPr>
-        <w:t xml:space="preserve"> </w:t>
-      </w:r>
-      <w:r>
-        <w:rPr>
-          <w:rFonts w:ascii="Consolas" w:eastAsia="Consolas" w:hAnsi="Consolas" w:cs="Consolas"/>
-          <w:sz w:val="22"/>
-          <w:szCs w:val="22"/>
-        </w:rPr>
-        <w:t>LR02_вариант2.zip</w:t>
-      </w:r>
-      <w:r>
-        <w:rPr>
-          <w:sz w:val="24"/>
-          <w:szCs w:val="24"/>
-        </w:rPr>
-        <w:t>.</w:t>
-      </w:r>
     </w:p>
     <w:tbl>
       <w:tblPr>
@@ -9292,12 +8813,6 @@
         <w:gridCol w:w="4839"/>
       </w:tblGrid>
       <w:tr>
-        <w:tblPrEx>
-          <w:tblCellMar>
-            <w:top w:w="0" w:type="dxa"/>
-            <w:bottom w:w="0" w:type="dxa"/>
-          </w:tblCellMar>
-        </w:tblPrEx>
         <w:trPr>
           <w:tblHeader/>
         </w:trPr>
@@ -9355,12 +8870,6 @@
         </w:tc>
       </w:tr>
       <w:tr>
-        <w:tblPrEx>
-          <w:tblCellMar>
-            <w:top w:w="0" w:type="dxa"/>
-            <w:bottom w:w="0" w:type="dxa"/>
-          </w:tblCellMar>
-        </w:tblPrEx>
         <w:tc>
           <w:tcPr>
             <w:tcW w:w="4300" w:type="dxa"/>
@@ -9403,12 +8912,6 @@
         </w:tc>
       </w:tr>
       <w:tr>
-        <w:tblPrEx>
-          <w:tblCellMar>
-            <w:top w:w="0" w:type="dxa"/>
-            <w:bottom w:w="0" w:type="dxa"/>
-          </w:tblCellMar>
-        </w:tblPrEx>
         <w:tc>
           <w:tcPr>
             <w:tcW w:w="4300" w:type="dxa"/>
@@ -9451,12 +8954,6 @@
         </w:tc>
       </w:tr>
       <w:tr>
-        <w:tblPrEx>
-          <w:tblCellMar>
-            <w:top w:w="0" w:type="dxa"/>
-            <w:bottom w:w="0" w:type="dxa"/>
-          </w:tblCellMar>
-        </w:tblPrEx>
         <w:tc>
           <w:tcPr>
             <w:tcW w:w="4300" w:type="dxa"/>
@@ -9499,12 +8996,6 @@
         </w:tc>
       </w:tr>
       <w:tr>
-        <w:tblPrEx>
-          <w:tblCellMar>
-            <w:top w:w="0" w:type="dxa"/>
-            <w:bottom w:w="0" w:type="dxa"/>
-          </w:tblCellMar>
-        </w:tblPrEx>
         <w:tc>
           <w:tcPr>
             <w:tcW w:w="4300" w:type="dxa"/>
@@ -9547,12 +9038,6 @@
         </w:tc>
       </w:tr>
       <w:tr>
-        <w:tblPrEx>
-          <w:tblCellMar>
-            <w:top w:w="0" w:type="dxa"/>
-            <w:bottom w:w="0" w:type="dxa"/>
-          </w:tblCellMar>
-        </w:tblPrEx>
         <w:tc>
           <w:tcPr>
             <w:tcW w:w="4300" w:type="dxa"/>
@@ -9595,12 +9080,6 @@
         </w:tc>
       </w:tr>
       <w:tr>
-        <w:tblPrEx>
-          <w:tblCellMar>
-            <w:top w:w="0" w:type="dxa"/>
-            <w:bottom w:w="0" w:type="dxa"/>
-          </w:tblCellMar>
-        </w:tblPrEx>
         <w:tc>
           <w:tcPr>
             <w:tcW w:w="4300" w:type="dxa"/>
@@ -9643,12 +9122,6 @@
         </w:tc>
       </w:tr>
       <w:tr>
-        <w:tblPrEx>
-          <w:tblCellMar>
-            <w:top w:w="0" w:type="dxa"/>
-            <w:bottom w:w="0" w:type="dxa"/>
-          </w:tblCellMar>
-        </w:tblPrEx>
         <w:tc>
           <w:tcPr>
             <w:tcW w:w="4300" w:type="dxa"/>
@@ -9691,12 +9164,6 @@
         </w:tc>
       </w:tr>
       <w:tr>
-        <w:tblPrEx>
-          <w:tblCellMar>
-            <w:top w:w="0" w:type="dxa"/>
-            <w:bottom w:w="0" w:type="dxa"/>
-          </w:tblCellMar>
-        </w:tblPrEx>
         <w:tc>
           <w:tcPr>
             <w:tcW w:w="4300" w:type="dxa"/>
@@ -9739,12 +9206,6 @@
         </w:tc>
       </w:tr>
       <w:tr>
-        <w:tblPrEx>
-          <w:tblCellMar>
-            <w:top w:w="0" w:type="dxa"/>
-            <w:bottom w:w="0" w:type="dxa"/>
-          </w:tblCellMar>
-        </w:tblPrEx>
         <w:tc>
           <w:tcPr>
             <w:tcW w:w="4300" w:type="dxa"/>
@@ -9787,12 +9248,6 @@
         </w:tc>
       </w:tr>
       <w:tr>
-        <w:tblPrEx>
-          <w:tblCellMar>
-            <w:top w:w="0" w:type="dxa"/>
-            <w:bottom w:w="0" w:type="dxa"/>
-          </w:tblCellMar>
-        </w:tblPrEx>
         <w:tc>
           <w:tcPr>
             <w:tcW w:w="4300" w:type="dxa"/>
@@ -9835,12 +9290,6 @@
         </w:tc>
       </w:tr>
       <w:tr>
-        <w:tblPrEx>
-          <w:tblCellMar>
-            <w:top w:w="0" w:type="dxa"/>
-            <w:bottom w:w="0" w:type="dxa"/>
-          </w:tblCellMar>
-        </w:tblPrEx>
         <w:tc>
           <w:tcPr>
             <w:tcW w:w="4300" w:type="dxa"/>
@@ -9883,12 +9332,6 @@
         </w:tc>
       </w:tr>
       <w:tr>
-        <w:tblPrEx>
-          <w:tblCellMar>
-            <w:top w:w="0" w:type="dxa"/>
-            <w:bottom w:w="0" w:type="dxa"/>
-          </w:tblCellMar>
-        </w:tblPrEx>
         <w:tc>
           <w:tcPr>
             <w:tcW w:w="4300" w:type="dxa"/>
@@ -9931,12 +9374,6 @@
         </w:tc>
       </w:tr>
       <w:tr>
-        <w:tblPrEx>
-          <w:tblCellMar>
-            <w:top w:w="0" w:type="dxa"/>
-            <w:bottom w:w="0" w:type="dxa"/>
-          </w:tblCellMar>
-        </w:tblPrEx>
         <w:tc>
           <w:tcPr>
             <w:tcW w:w="4300" w:type="dxa"/>
@@ -10222,12 +9659,6 @@
         <w:gridCol w:w="7147"/>
       </w:tblGrid>
       <w:tr>
-        <w:tblPrEx>
-          <w:tblCellMar>
-            <w:top w:w="0" w:type="dxa"/>
-            <w:bottom w:w="0" w:type="dxa"/>
-          </w:tblCellMar>
-        </w:tblPrEx>
         <w:trPr>
           <w:tblHeader/>
         </w:trPr>
@@ -10285,12 +9716,6 @@
         </w:tc>
       </w:tr>
       <w:tr>
-        <w:tblPrEx>
-          <w:tblCellMar>
-            <w:top w:w="0" w:type="dxa"/>
-            <w:bottom w:w="0" w:type="dxa"/>
-          </w:tblCellMar>
-        </w:tblPrEx>
         <w:tc>
           <w:tcPr>
             <w:tcW w:w="2200" w:type="dxa"/>
@@ -10333,12 +9758,6 @@
         </w:tc>
       </w:tr>
       <w:tr>
-        <w:tblPrEx>
-          <w:tblCellMar>
-            <w:top w:w="0" w:type="dxa"/>
-            <w:bottom w:w="0" w:type="dxa"/>
-          </w:tblCellMar>
-        </w:tblPrEx>
         <w:tc>
           <w:tcPr>
             <w:tcW w:w="2200" w:type="dxa"/>
@@ -10381,12 +9800,6 @@
         </w:tc>
       </w:tr>
       <w:tr>
-        <w:tblPrEx>
-          <w:tblCellMar>
-            <w:top w:w="0" w:type="dxa"/>
-            <w:bottom w:w="0" w:type="dxa"/>
-          </w:tblCellMar>
-        </w:tblPrEx>
         <w:tc>
           <w:tcPr>
             <w:tcW w:w="2200" w:type="dxa"/>
@@ -10429,12 +9842,6 @@
         </w:tc>
       </w:tr>
       <w:tr>
-        <w:tblPrEx>
-          <w:tblCellMar>
-            <w:top w:w="0" w:type="dxa"/>
-            <w:bottom w:w="0" w:type="dxa"/>
-          </w:tblCellMar>
-        </w:tblPrEx>
         <w:tc>
           <w:tcPr>
             <w:tcW w:w="2200" w:type="dxa"/>
@@ -10970,12 +10377,6 @@
         <w:gridCol w:w="4149"/>
       </w:tblGrid>
       <w:tr>
-        <w:tblPrEx>
-          <w:tblCellMar>
-            <w:top w:w="0" w:type="dxa"/>
-            <w:bottom w:w="0" w:type="dxa"/>
-          </w:tblCellMar>
-        </w:tblPrEx>
         <w:trPr>
           <w:tblHeader/>
         </w:trPr>
@@ -11085,12 +10486,6 @@
         </w:tc>
       </w:tr>
       <w:tr>
-        <w:tblPrEx>
-          <w:tblCellMar>
-            <w:top w:w="0" w:type="dxa"/>
-            <w:bottom w:w="0" w:type="dxa"/>
-          </w:tblCellMar>
-        </w:tblPrEx>
         <w:tc>
           <w:tcPr>
             <w:tcW w:w="2300" w:type="dxa"/>
@@ -11179,12 +10574,6 @@
         </w:tc>
       </w:tr>
       <w:tr>
-        <w:tblPrEx>
-          <w:tblCellMar>
-            <w:top w:w="0" w:type="dxa"/>
-            <w:bottom w:w="0" w:type="dxa"/>
-          </w:tblCellMar>
-        </w:tblPrEx>
         <w:tc>
           <w:tcPr>
             <w:tcW w:w="2300" w:type="dxa"/>
@@ -11345,12 +10734,6 @@
         <w:gridCol w:w="9346"/>
       </w:tblGrid>
       <w:tr>
-        <w:tblPrEx>
-          <w:tblCellMar>
-            <w:top w:w="0" w:type="dxa"/>
-            <w:bottom w:w="0" w:type="dxa"/>
-          </w:tblCellMar>
-        </w:tblPrEx>
         <w:tc>
           <w:tcPr>
             <w:tcW w:w="9355" w:type="dxa"/>
@@ -12480,6 +11863,18 @@
       <w:szCs w:val="20"/>
     </w:rPr>
   </w:style>
+  <w:style w:type="character" w:styleId="ac">
+    <w:name w:val="Unresolved Mention"/>
+    <w:basedOn w:val="a0"/>
+    <w:uiPriority w:val="99"/>
+    <w:semiHidden/>
+    <w:unhideWhenUsed/>
+    <w:rsid w:val="00C16033"/>
+    <w:rPr>
+      <w:color w:val="605E5C"/>
+      <w:shd w:val="clear" w:color="auto" w:fill="E1DFDD"/>
+    </w:rPr>
+  </w:style>
 </w:styles>
 </file>
 
